--- a/dosyalar/etkinlikler/8-sinif/arapca-8-2-etkinlik.docx
+++ b/dosyalar/etkinlikler/8-sinif/arapca-8-2-etkinlik.docx
@@ -4301,7 +4301,7 @@
                 <w:szCs w:val="32"/>
                 <w:rtl/>
               </w:rPr>
-              <w:t xml:space="preserve">اَلتَّلَوُّثُ</w:t>
+              <w:t xml:space="preserve">اَلتَّلَوُّثُ</w:t>
             </w:r>
           </w:p>
           <w:p>
@@ -4351,7 +4351,7 @@
                 <w:szCs w:val="32"/>
                 <w:rtl/>
               </w:rPr>
-              <w:t xml:space="preserve">إِعَادَةُ التَّدْوِيرِ</w:t>
+              <w:t xml:space="preserve">إِعَادَةُ التَّدْوِيرِ</w:t>
             </w:r>
           </w:p>
           <w:p>
@@ -4401,7 +4401,7 @@
                 <w:szCs w:val="32"/>
                 <w:rtl/>
               </w:rPr>
-              <w:t xml:space="preserve">اَلْحَدِيقَةُ</w:t>
+              <w:t xml:space="preserve">اَلحَدِيقَةُ</w:t>
             </w:r>
           </w:p>
           <w:p>
@@ -4451,7 +4451,7 @@
                 <w:szCs w:val="32"/>
                 <w:rtl/>
               </w:rPr>
-              <w:t xml:space="preserve">اَلطَّاقَةُ</w:t>
+              <w:t xml:space="preserve">اَلطَّاقَةُ</w:t>
             </w:r>
           </w:p>
           <w:p>
@@ -4506,7 +4506,7 @@
                 <w:szCs w:val="32"/>
                 <w:rtl/>
               </w:rPr>
-              <w:t xml:space="preserve">اَلْعُشْبُ</w:t>
+              <w:t xml:space="preserve">اَلعُشْبُ</w:t>
             </w:r>
           </w:p>
           <w:p>
@@ -4556,7 +4556,7 @@
                 <w:szCs w:val="32"/>
                 <w:rtl/>
               </w:rPr>
-              <w:t xml:space="preserve">اَلطَّائِرُ</w:t>
+              <w:t xml:space="preserve">اَلطَّائِرُ</w:t>
             </w:r>
           </w:p>
           <w:p>
@@ -4606,7 +4606,7 @@
                 <w:szCs w:val="32"/>
                 <w:rtl/>
               </w:rPr>
-              <w:t xml:space="preserve">اَلنَّحْلَةُ</w:t>
+              <w:t xml:space="preserve">اَلنَّحْلَةُ</w:t>
             </w:r>
           </w:p>
           <w:p>
@@ -4656,7 +4656,7 @@
                 <w:szCs w:val="32"/>
                 <w:rtl/>
               </w:rPr>
-              <w:t xml:space="preserve">اَلْوَرَقَةُ</w:t>
+              <w:t xml:space="preserve">اَلوَرَقَةُ</w:t>
             </w:r>
           </w:p>
           <w:p>
@@ -4711,7 +4711,7 @@
                 <w:szCs w:val="32"/>
                 <w:rtl/>
               </w:rPr>
-              <w:t xml:space="preserve">اَلظِّلُّ</w:t>
+              <w:t xml:space="preserve">اَلظِّلُّ</w:t>
             </w:r>
           </w:p>
           <w:p>
@@ -4761,7 +4761,7 @@
                 <w:szCs w:val="32"/>
                 <w:rtl/>
               </w:rPr>
-              <w:t xml:space="preserve">اَلْيَنْبُوعُ</w:t>
+              <w:t xml:space="preserve">اَليَنْبُوعُ</w:t>
             </w:r>
           </w:p>
           <w:p>
@@ -4811,7 +4811,7 @@
                 <w:szCs w:val="32"/>
                 <w:rtl/>
               </w:rPr>
-              <w:t xml:space="preserve">اَلْغُصْنُ</w:t>
+              <w:t xml:space="preserve">اَلغُصْنُ</w:t>
             </w:r>
           </w:p>
           <w:p>
@@ -4861,7 +4861,7 @@
                 <w:szCs w:val="32"/>
                 <w:rtl/>
               </w:rPr>
-              <w:t xml:space="preserve">اَلثَّمَرَةُ</w:t>
+              <w:t xml:space="preserve">اَلثَّمَرَةُ</w:t>
             </w:r>
           </w:p>
           <w:p>
@@ -5369,7 +5369,7 @@
                 <w:szCs w:val="28"/>
                 <w:rtl/>
               </w:rPr>
-              <w:t xml:space="preserve">شَجَرَةً  ·  اِزْرَعْ  ·  الْيَوْمَ</w:t>
+              <w:t xml:space="preserve">شَجَرَةً  ·  اِزْرَعْ  ·  اليَوْمَ</w:t>
             </w:r>
           </w:p>
         </w:tc>
@@ -5441,7 +5441,7 @@
                 <w:szCs w:val="28"/>
                 <w:rtl/>
               </w:rPr>
-              <w:t xml:space="preserve">اَلطَّبِيعَةِ  ·  عَلَى  ·  حَافِظْ</w:t>
+              <w:t xml:space="preserve">اَلطَّبِيعَةِ  ·  عَلَى  ·  حَافِظْ</w:t>
             </w:r>
           </w:p>
         </w:tc>
@@ -5513,7 +5513,7 @@
                 <w:szCs w:val="28"/>
                 <w:rtl/>
               </w:rPr>
-              <w:t xml:space="preserve">اَلْمَاءِ  ·  فِي  ·  تُسْرِفْ  ·  لَا</w:t>
+              <w:t xml:space="preserve">اَلمَاءِ  ·  فِي  ·  تُسْرِفْ  ·  لَا</w:t>
             </w:r>
           </w:p>
         </w:tc>
@@ -5657,7 +5657,7 @@
                 <w:szCs w:val="28"/>
                 <w:rtl/>
               </w:rPr>
-              <w:t xml:space="preserve">اَلْأَشْجَارَ  ·  تَقْطَعِ  ·  لَا</w:t>
+              <w:t xml:space="preserve">اَلأَشْجَارَ  ·  تَقْطَعِ  ·  لَا</w:t>
             </w:r>
           </w:p>
         </w:tc>
@@ -5810,7 +5810,7 @@
                 <w:szCs w:val="30"/>
                 <w:rtl/>
               </w:rPr>
-              <w:t xml:space="preserve">حَافِظْ عَلَى   —   لَا تَرْمِ   —   اِزْرَعْ   —   وَفِّرْ   —   إِعَادَةُ التَّدْوِيرِ   —   بِيئَةٌ نَظِيفَةٌ</w:t>
+              <w:t xml:space="preserve">حَافِظْ عَلَى   —   لَا تَرْمِ   —   اِزْرَعْ   —   وَفِّرْ   —   إِعَادَةُ التَّدْوِيرِ   —   بِيئَةٌ نَظِيفَةٌ</w:t>
             </w:r>
           </w:p>
         </w:tc>

--- a/dosyalar/etkinlikler/8-sinif/arapca-8-2-etkinlik.docx
+++ b/dosyalar/etkinlikler/8-sinif/arapca-8-2-etkinlik.docx
@@ -4293,7 +4293,7 @@
             </w:pPr>
             <w:r>
               <w:rPr>
-                <w:rFonts w:ascii="Markazi Text" w:cs="Markazi Text" w:eastAsia="Markazi Text" w:hAnsi="Markazi Text"/>
+                <w:rFonts w:ascii="Arakom" w:cs="Arakom" w:eastAsia="Arakom" w:hAnsi="Arakom"/>
                 <w:b w:val="false"/>
                 <w:bCs w:val="false"/>
                 <w:color w:val="111111"/>
@@ -4343,7 +4343,7 @@
             </w:pPr>
             <w:r>
               <w:rPr>
-                <w:rFonts w:ascii="Markazi Text" w:cs="Markazi Text" w:eastAsia="Markazi Text" w:hAnsi="Markazi Text"/>
+                <w:rFonts w:ascii="Arakom" w:cs="Arakom" w:eastAsia="Arakom" w:hAnsi="Arakom"/>
                 <w:b w:val="false"/>
                 <w:bCs w:val="false"/>
                 <w:color w:val="111111"/>
@@ -4393,7 +4393,7 @@
             </w:pPr>
             <w:r>
               <w:rPr>
-                <w:rFonts w:ascii="Markazi Text" w:cs="Markazi Text" w:eastAsia="Markazi Text" w:hAnsi="Markazi Text"/>
+                <w:rFonts w:ascii="Arakom" w:cs="Arakom" w:eastAsia="Arakom" w:hAnsi="Arakom"/>
                 <w:b w:val="false"/>
                 <w:bCs w:val="false"/>
                 <w:color w:val="111111"/>
@@ -4443,7 +4443,7 @@
             </w:pPr>
             <w:r>
               <w:rPr>
-                <w:rFonts w:ascii="Markazi Text" w:cs="Markazi Text" w:eastAsia="Markazi Text" w:hAnsi="Markazi Text"/>
+                <w:rFonts w:ascii="Arakom" w:cs="Arakom" w:eastAsia="Arakom" w:hAnsi="Arakom"/>
                 <w:b w:val="false"/>
                 <w:bCs w:val="false"/>
                 <w:color w:val="111111"/>
@@ -4498,7 +4498,7 @@
             </w:pPr>
             <w:r>
               <w:rPr>
-                <w:rFonts w:ascii="Markazi Text" w:cs="Markazi Text" w:eastAsia="Markazi Text" w:hAnsi="Markazi Text"/>
+                <w:rFonts w:ascii="Arakom" w:cs="Arakom" w:eastAsia="Arakom" w:hAnsi="Arakom"/>
                 <w:b w:val="false"/>
                 <w:bCs w:val="false"/>
                 <w:color w:val="111111"/>
@@ -4548,7 +4548,7 @@
             </w:pPr>
             <w:r>
               <w:rPr>
-                <w:rFonts w:ascii="Markazi Text" w:cs="Markazi Text" w:eastAsia="Markazi Text" w:hAnsi="Markazi Text"/>
+                <w:rFonts w:ascii="Arakom" w:cs="Arakom" w:eastAsia="Arakom" w:hAnsi="Arakom"/>
                 <w:b w:val="false"/>
                 <w:bCs w:val="false"/>
                 <w:color w:val="111111"/>
@@ -4598,7 +4598,7 @@
             </w:pPr>
             <w:r>
               <w:rPr>
-                <w:rFonts w:ascii="Markazi Text" w:cs="Markazi Text" w:eastAsia="Markazi Text" w:hAnsi="Markazi Text"/>
+                <w:rFonts w:ascii="Arakom" w:cs="Arakom" w:eastAsia="Arakom" w:hAnsi="Arakom"/>
                 <w:b w:val="false"/>
                 <w:bCs w:val="false"/>
                 <w:color w:val="111111"/>
@@ -4648,7 +4648,7 @@
             </w:pPr>
             <w:r>
               <w:rPr>
-                <w:rFonts w:ascii="Markazi Text" w:cs="Markazi Text" w:eastAsia="Markazi Text" w:hAnsi="Markazi Text"/>
+                <w:rFonts w:ascii="Arakom" w:cs="Arakom" w:eastAsia="Arakom" w:hAnsi="Arakom"/>
                 <w:b w:val="false"/>
                 <w:bCs w:val="false"/>
                 <w:color w:val="111111"/>
@@ -4703,7 +4703,7 @@
             </w:pPr>
             <w:r>
               <w:rPr>
-                <w:rFonts w:ascii="Markazi Text" w:cs="Markazi Text" w:eastAsia="Markazi Text" w:hAnsi="Markazi Text"/>
+                <w:rFonts w:ascii="Arakom" w:cs="Arakom" w:eastAsia="Arakom" w:hAnsi="Arakom"/>
                 <w:b w:val="false"/>
                 <w:bCs w:val="false"/>
                 <w:color w:val="111111"/>
@@ -4753,7 +4753,7 @@
             </w:pPr>
             <w:r>
               <w:rPr>
-                <w:rFonts w:ascii="Markazi Text" w:cs="Markazi Text" w:eastAsia="Markazi Text" w:hAnsi="Markazi Text"/>
+                <w:rFonts w:ascii="Arakom" w:cs="Arakom" w:eastAsia="Arakom" w:hAnsi="Arakom"/>
                 <w:b w:val="false"/>
                 <w:bCs w:val="false"/>
                 <w:color w:val="111111"/>
@@ -4803,7 +4803,7 @@
             </w:pPr>
             <w:r>
               <w:rPr>
-                <w:rFonts w:ascii="Markazi Text" w:cs="Markazi Text" w:eastAsia="Markazi Text" w:hAnsi="Markazi Text"/>
+                <w:rFonts w:ascii="Arakom" w:cs="Arakom" w:eastAsia="Arakom" w:hAnsi="Arakom"/>
                 <w:b w:val="false"/>
                 <w:bCs w:val="false"/>
                 <w:color w:val="111111"/>
@@ -4853,7 +4853,7 @@
             </w:pPr>
             <w:r>
               <w:rPr>
-                <w:rFonts w:ascii="Markazi Text" w:cs="Markazi Text" w:eastAsia="Markazi Text" w:hAnsi="Markazi Text"/>
+                <w:rFonts w:ascii="Arakom" w:cs="Arakom" w:eastAsia="Arakom" w:hAnsi="Arakom"/>
                 <w:b w:val="false"/>
                 <w:bCs w:val="false"/>
                 <w:color w:val="111111"/>
@@ -5361,7 +5361,7 @@
             </w:pPr>
             <w:r>
               <w:rPr>
-                <w:rFonts w:ascii="Markazi Text" w:cs="Markazi Text" w:eastAsia="Markazi Text" w:hAnsi="Markazi Text"/>
+                <w:rFonts w:ascii="Arakom" w:cs="Arakom" w:eastAsia="Arakom" w:hAnsi="Arakom"/>
                 <w:b w:val="false"/>
                 <w:bCs w:val="false"/>
                 <w:color w:val="111111"/>
@@ -5433,7 +5433,7 @@
             </w:pPr>
             <w:r>
               <w:rPr>
-                <w:rFonts w:ascii="Markazi Text" w:cs="Markazi Text" w:eastAsia="Markazi Text" w:hAnsi="Markazi Text"/>
+                <w:rFonts w:ascii="Arakom" w:cs="Arakom" w:eastAsia="Arakom" w:hAnsi="Arakom"/>
                 <w:b w:val="false"/>
                 <w:bCs w:val="false"/>
                 <w:color w:val="111111"/>
@@ -5505,7 +5505,7 @@
             </w:pPr>
             <w:r>
               <w:rPr>
-                <w:rFonts w:ascii="Markazi Text" w:cs="Markazi Text" w:eastAsia="Markazi Text" w:hAnsi="Markazi Text"/>
+                <w:rFonts w:ascii="Arakom" w:cs="Arakom" w:eastAsia="Arakom" w:hAnsi="Arakom"/>
                 <w:b w:val="false"/>
                 <w:bCs w:val="false"/>
                 <w:color w:val="111111"/>
@@ -5577,7 +5577,7 @@
             </w:pPr>
             <w:r>
               <w:rPr>
-                <w:rFonts w:ascii="Markazi Text" w:cs="Markazi Text" w:eastAsia="Markazi Text" w:hAnsi="Markazi Text"/>
+                <w:rFonts w:ascii="Arakom" w:cs="Arakom" w:eastAsia="Arakom" w:hAnsi="Arakom"/>
                 <w:b w:val="false"/>
                 <w:bCs w:val="false"/>
                 <w:color w:val="111111"/>
@@ -5649,7 +5649,7 @@
             </w:pPr>
             <w:r>
               <w:rPr>
-                <w:rFonts w:ascii="Markazi Text" w:cs="Markazi Text" w:eastAsia="Markazi Text" w:hAnsi="Markazi Text"/>
+                <w:rFonts w:ascii="Arakom" w:cs="Arakom" w:eastAsia="Arakom" w:hAnsi="Arakom"/>
                 <w:b w:val="false"/>
                 <w:bCs w:val="false"/>
                 <w:color w:val="111111"/>
@@ -5802,7 +5802,7 @@
             </w:pPr>
             <w:r>
               <w:rPr>
-                <w:rFonts w:ascii="Markazi Text" w:cs="Markazi Text" w:eastAsia="Markazi Text" w:hAnsi="Markazi Text"/>
+                <w:rFonts w:ascii="Arakom" w:cs="Arakom" w:eastAsia="Arakom" w:hAnsi="Arakom"/>
                 <w:b w:val="false"/>
                 <w:bCs w:val="false"/>
                 <w:color w:val="111111"/>
